--- a/casos/laboral-kcarmona/escritos/2026-10-27_Propuesta_Contrato_Marco_Herramientas_Digitales_AAlcazar.docx
+++ b/casos/laboral-kcarmona/escritos/2026-10-27_Propuesta_Contrato_Marco_Herramientas_Digitales_AAlcazar.docx
@@ -168,7 +168,7 @@
           <w:color w:val="2F2E47"/>
           <w:sz w:val="21"/>
         </w:rPr>
-        <w:t>No forman parte de este contrato las hojas de cálculo, los registros ni los reportes que la Proveedora prepara o actualiza como parte de su trabajo, aunque para ello use productos adquiridos mediante este contrato.</w:t>
+        <w:t>No forman parte de este contrato las hojas de cálculo, los registros ni los reportes que la Proveedora prepara o actualiza como parte de su trabajo, aunque para ello use productos adquiridos mediante este contrato. Tampoco se adquieren por esta vía productos elaborados como parte de una tarea asignada en su puesto.</w:t>
       </w:r>
     </w:p>
     <w:p>
@@ -393,7 +393,7 @@
           <w:color w:val="2F2E47"/>
           <w:sz w:val="21"/>
         </w:rPr>
-        <w:t>La entrega es completa cuando la Adquirente recibe, por el canal indicado en la orden, el archivo editable, con sus fórmulas y automatizaciones accesibles, y una guía breve de uso. Desde ese momento dispone de cinco días hábiles para aceptar el producto o formular observaciones concretas, referidas a los criterios de la orden.</w:t>
+        <w:t>La entrega se hace en el correo o la carpeta digital que designe la orden, y es completa cuando comprende el archivo editable, con sus fórmulas y automatizaciones accesibles, y una guía breve de uso. Desde la fecha de envío registrada en ese canal, la Adquirente dispone de cinco días hábiles para aceptar el producto o formular observaciones concretas, referidas a los criterios de la orden.</w:t>
       </w:r>
     </w:p>
     <w:p>
@@ -497,7 +497,7 @@
           <w:color w:val="2F2E47"/>
           <w:sz w:val="21"/>
         </w:rPr>
-        <w:t>Cada orden indica si la Adquirente adquiere los derechos patrimoniales del producto o una licencia de uso, y precisa las modalidades de utilización (reproducción, distribución, comunicación pública y transformación, incluidas la modificación y la adaptación de fórmulas y automatizaciones), la exclusividad, el territorio y la duración.</w:t>
+        <w:t>Cada orden identifica el producto e indica si la Adquirente adquiere los derechos patrimoniales o una licencia de uso. Si la Adquirente requiere ser titular de esos derechos, la orden lo pacta como cesión expresa.</w:t>
       </w:r>
     </w:p>
     <w:p>
@@ -511,7 +511,21 @@
           <w:color w:val="2F2E47"/>
           <w:sz w:val="21"/>
         </w:rPr>
-        <w:t>Si la orden no precisa alguno de esos elementos, se entiende concedida a la Adquirente una licencia exclusiva para sus fines institucionales, en cualquier medio y territorio, por todo el plazo de protección legal.</w:t>
+        <w:t>Salvo que la orden disponga otra cosa, la Proveedora concede a la Adquirente una licencia exclusiva, de alcance mundial y por todo el plazo de protección legal, para reproducir, instalar, usar, modificar y adaptar el producto, incluidas sus fórmulas y automatizaciones, en las operaciones de Grupo Poïesis y de sus sedes.</w:t>
+      </w:r>
+    </w:p>
+    <w:p>
+      <w:pPr>
+        <w:spacing w:before="0" w:after="120" w:line="300" w:lineRule="auto"/>
+      </w:pPr>
+      <w:r>
+        <w:rPr>
+          <w:rFonts w:ascii="Georgia" w:hAnsi="Georgia"/>
+          <w:b w:val="0"/>
+          <w:color w:val="2F2E47"/>
+          <w:sz w:val="21"/>
+        </w:rPr>
+        <w:t>La orden puede ampliar, limitar o precisar los derechos concedidos.</w:t>
       </w:r>
     </w:p>
     <w:p>

--- a/casos/laboral-kcarmona/escritos/2026-10-27_Propuesta_Contrato_Marco_Herramientas_Digitales_AAlcazar.docx
+++ b/casos/laboral-kcarmona/escritos/2026-10-27_Propuesta_Contrato_Marco_Herramientas_Digitales_AAlcazar.docx
@@ -154,7 +154,21 @@
           <w:color w:val="2F2E47"/>
           <w:sz w:val="21"/>
         </w:rPr>
-        <w:t>Las operaciones de este contrato son distintas de las funciones del puesto. La Proveedora las ejecuta fuera de su jornada laboral, con sus propios medios y con autonomía para decidir cómo crear los productos y organizar su trabajo. La Adquirente define los requisitos del producto, pero no dirige su ejecución.</w:t>
+        <w:t>Las operaciones de este contrato son distintas de las funciones del puesto. La Proveedora las ejecuta fuera de su jornada laboral y con autonomía para decidir cómo crear los productos y organizar su trabajo. La Adquirente define los requisitos del producto, pero no dirige su ejecución.</w:t>
+      </w:r>
+    </w:p>
+    <w:p>
+      <w:pPr>
+        <w:spacing w:before="0" w:after="120" w:line="300" w:lineRule="auto"/>
+      </w:pPr>
+      <w:r>
+        <w:rPr>
+          <w:rFonts w:ascii="Georgia" w:hAnsi="Georgia"/>
+          <w:b w:val="0"/>
+          <w:color w:val="2F2E47"/>
+          <w:sz w:val="21"/>
+        </w:rPr>
+        <w:t>Los equipos, programas y demás herramientas de trabajo son de la Proveedora, y los productos le pertenecen como autora y titular, salvo los derechos que conceda a la Adquirente conforme a la cláusula sétima.</w:t>
       </w:r>
     </w:p>
     <w:p>
@@ -200,6 +214,20 @@
           <w:sz w:val="28"/>
         </w:rPr>
         <w:t>Tercera. Órdenes de compra</w:t>
+      </w:r>
+    </w:p>
+    <w:p>
+      <w:pPr>
+        <w:spacing w:before="0" w:after="120" w:line="300" w:lineRule="auto"/>
+      </w:pPr>
+      <w:r>
+        <w:rPr>
+          <w:rFonts w:ascii="Georgia" w:hAnsi="Georgia"/>
+          <w:b w:val="0"/>
+          <w:color w:val="2F2E47"/>
+          <w:sz w:val="21"/>
+        </w:rPr>
+        <w:t>La constancia de inscripción de la Proveedora ante el Ministerio de Hacienda forma parte de este contrato como anexo 2.</w:t>
       </w:r>
     </w:p>
     <w:p>
@@ -393,7 +421,21 @@
           <w:color w:val="2F2E47"/>
           <w:sz w:val="21"/>
         </w:rPr>
-        <w:t>La entrega se hace en el correo o la carpeta digital que designe la orden, y es completa cuando comprende el archivo editable, con sus fórmulas y automatizaciones accesibles, y una guía breve de uso. Desde la fecha de envío registrada en ese canal, la Adquirente dispone de cinco días hábiles para aceptar el producto o formular observaciones concretas, referidas a los criterios de la orden.</w:t>
+        <w:t>La entrega se hace en el correo o la carpeta digital que designe la orden, y es completa cuando comprende el archivo editable, con sus fórmulas y automatizaciones accesibles, y una guía breve de uso. El plazo de revisión corre desde que el producto completo queda disponible en ese canal, con constancia del envío. Si un archivo no se puede abrir o está incompleto, la Adquirente lo comunica dentro de los dos días hábiles siguientes, y el plazo corre desde el nuevo envío.</w:t>
+      </w:r>
+    </w:p>
+    <w:p>
+      <w:pPr>
+        <w:spacing w:before="0" w:after="120" w:line="300" w:lineRule="auto"/>
+      </w:pPr>
+      <w:r>
+        <w:rPr>
+          <w:rFonts w:ascii="Georgia" w:hAnsi="Georgia"/>
+          <w:b w:val="0"/>
+          <w:color w:val="2F2E47"/>
+          <w:sz w:val="21"/>
+        </w:rPr>
+        <w:t>Durante el plazo de revisión, de cinco días hábiles, la Adquirente acepta el producto o formula observaciones concretas, referidas a los criterios de la orden.</w:t>
       </w:r>
     </w:p>
     <w:p>
@@ -452,7 +494,7 @@
           <w:color w:val="2F2E47"/>
           <w:sz w:val="21"/>
         </w:rPr>
-        <w:t>El precio es el fijado en cada orden. La Proveedora emite el comprobante electrónico correspondiente, y la Adquirente paga dentro de los ocho días naturales siguientes a la aceptación y a la recepción del comprobante.</w:t>
+        <w:t>El precio es el fijado en cada orden. La Proveedora emite el comprobante electrónico correspondiente. La Adquirente paga a sus proveedores los miércoles o jueves, y cada pago se hace en el primero de esos días posterior a la aceptación del producto y a la recepción del comprobante.</w:t>
       </w:r>
     </w:p>
     <w:p>
@@ -497,7 +539,7 @@
           <w:color w:val="2F2E47"/>
           <w:sz w:val="21"/>
         </w:rPr>
-        <w:t>Cada orden identifica el producto e indica si la Adquirente adquiere los derechos patrimoniales o una licencia de uso. Si la Adquirente requiere ser titular de esos derechos, la orden lo pacta como cesión expresa.</w:t>
+        <w:t>Cada orden identifica el producto e indica si la Proveedora concede una licencia de uso o cede los derechos patrimoniales. La cesión solo existe si la orden la pacta de forma expresa.</w:t>
       </w:r>
     </w:p>
     <w:p>
@@ -511,7 +553,7 @@
           <w:color w:val="2F2E47"/>
           <w:sz w:val="21"/>
         </w:rPr>
-        <w:t>Salvo que la orden disponga otra cosa, la Proveedora concede a la Adquirente una licencia exclusiva, de alcance mundial y por todo el plazo de protección legal, para reproducir, instalar, usar, modificar y adaptar el producto, incluidas sus fórmulas y automatizaciones, en las operaciones de Grupo Poïesis y de sus sedes.</w:t>
+        <w:t>Salvo que la orden disponga otra cosa, la Proveedora concede a la Adquirente una licencia no exclusiva, de alcance mundial y por todo el plazo de protección legal, para reproducir, instalar, usar, modificar y adaptar el producto, incluidas sus fórmulas y automatizaciones, en las operaciones de Grupo Poïesis y de sus sedes.</w:t>
       </w:r>
     </w:p>
     <w:p>
@@ -539,7 +581,7 @@
           <w:color w:val="2F2E47"/>
           <w:sz w:val="21"/>
         </w:rPr>
-        <w:t>La Proveedora garantiza que tiene derechos suficientes para conceder lo pactado, que los materiales de terceros incorporados cuentan con licencia o son de uso libre, y que cuenta con las autorizaciones de quienes colaboraron en el producto. Al entregar, informa el origen de esos materiales y cualquier restricción de uso.</w:t>
+        <w:t>La Proveedora concede solo los derechos de los que es titular. Garantiza que los materiales de terceros incorporados, incluidos código, complementos y automatizaciones de terceros, cuentan con licencia o son de uso libre, y que cuenta con las autorizaciones y, cuando corresponda, con la cesión o licencia de los aportes creativos de quienes colaboraron en el producto. Al entregar, informa el origen de esos materiales y cualquier restricción de uso.</w:t>
       </w:r>
     </w:p>
     <w:p>
@@ -674,7 +716,7 @@
           <w:color w:val="2F2E47"/>
           <w:sz w:val="21"/>
         </w:rPr>
-        <w:t>Este contrato rige por un año desde su firma y se prorroga por periodos iguales, salvo aviso escrito de cualquiera de las partes con quince días naturales de anticipación. Las órdenes aceptadas antes del aviso se cumplen en sus términos.</w:t>
+        <w:t>Este contrato rige por un año desde su firma y se renueva automáticamente por periodos iguales, salvo que una de las partes comunique por escrito lo contrario con quince días naturales de anticipación. Las órdenes aceptadas antes del aviso se cumplen en sus términos.</w:t>
       </w:r>
     </w:p>
     <w:p>
@@ -926,14 +968,10 @@
     </w:tbl>
     <w:p/>
     <w:p>
-      <w:r>
-        <w:br w:type="page"/>
-      </w:r>
-    </w:p>
-    <w:p>
       <w:pPr>
         <w:keepNext/>
         <w:spacing w:before="280" w:after="120" w:line="300" w:lineRule="auto"/>
+        <w:pageBreakBefore/>
         <w:pBdr>
           <w:bottom w:val="single" w:sz="6" w:space="4" w:color="D1D0CB"/>
         </w:pBdr>
@@ -944,7 +982,7 @@
           <w:color w:val="131237"/>
           <w:sz w:val="28"/>
         </w:rPr>
-        <w:t>Anexo. Modelo de orden de compra</w:t>
+        <w:t>Anexo 1. Modelo de orden de compra</w:t>
       </w:r>
     </w:p>
     <w:tbl>
@@ -1384,6 +1422,231 @@
       </w:tr>
     </w:tbl>
     <w:p/>
+    <w:p>
+      <w:pPr>
+        <w:keepNext/>
+        <w:spacing w:before="280" w:after="120" w:line="300" w:lineRule="auto"/>
+        <w:pageBreakBefore/>
+        <w:pBdr>
+          <w:bottom w:val="single" w:sz="6" w:space="4" w:color="D1D0CB"/>
+        </w:pBdr>
+      </w:pPr>
+      <w:r>
+        <w:rPr>
+          <w:rFonts w:ascii="Safira March" w:hAnsi="Safira March"/>
+          <w:color w:val="131237"/>
+          <w:sz w:val="28"/>
+        </w:rPr>
+        <w:t>Anexo 2. Inscripción tributaria de la Proveedora</w:t>
+      </w:r>
+    </w:p>
+    <w:p>
+      <w:pPr>
+        <w:spacing w:before="0" w:after="120" w:line="300" w:lineRule="auto"/>
+      </w:pPr>
+      <w:r>
+        <w:rPr>
+          <w:rFonts w:ascii="Georgia" w:hAnsi="Georgia"/>
+          <w:b w:val="0"/>
+          <w:color w:val="2F2E47"/>
+          <w:sz w:val="21"/>
+        </w:rPr>
+        <w:t>Se adjunta la constancia de inscripción de la Proveedora en el Registro Único Tributario del Ministerio de Hacienda.</w:t>
+      </w:r>
+    </w:p>
+    <w:tbl>
+      <w:tblPr>
+        <w:tblW w:type="auto" w:w="0"/>
+        <w:jc w:val="center"/>
+        <w:tblLook w:firstColumn="1" w:firstRow="1" w:lastColumn="0" w:lastRow="0" w:noHBand="0" w:noVBand="1" w:val="04A0"/>
+        <w:tblBorders>
+          <w:top w:val="nil"/>
+          <w:left w:val="nil"/>
+          <w:bottom w:val="nil"/>
+          <w:right w:val="nil"/>
+          <w:insideH w:val="nil"/>
+          <w:insideV w:val="nil"/>
+        </w:tblBorders>
+      </w:tblPr>
+      <w:tblGrid>
+        <w:gridCol w:w="4536"/>
+        <w:gridCol w:w="4536"/>
+      </w:tblGrid>
+      <w:tr>
+        <w:tc>
+          <w:tcPr>
+            <w:tcW w:type="dxa" w:w="4536"/>
+          </w:tcPr>
+          <w:p>
+            <w:pPr>
+              <w:spacing w:before="40" w:after="40" w:line="264" w:lineRule="auto"/>
+            </w:pPr>
+            <w:r>
+              <w:rPr>
+                <w:rFonts w:ascii="Georgia" w:hAnsi="Georgia"/>
+                <w:b w:val="0"/>
+                <w:color w:val="5C6684"/>
+                <w:sz w:val="19"/>
+              </w:rPr>
+              <w:t>Nombre</w:t>
+            </w:r>
+          </w:p>
+        </w:tc>
+        <w:tc>
+          <w:tcPr>
+            <w:tcW w:type="dxa" w:w="4536"/>
+          </w:tcPr>
+          <w:p>
+            <w:pPr>
+              <w:spacing w:before="40" w:after="40" w:line="264" w:lineRule="auto"/>
+            </w:pPr>
+            <w:r>
+              <w:rPr>
+                <w:rFonts w:ascii="Georgia" w:hAnsi="Georgia"/>
+                <w:b w:val="0"/>
+                <w:color w:val="2F2E47"/>
+                <w:sz w:val="19"/>
+              </w:rPr>
+              <w:t>Angiolette Alcázar Mata</w:t>
+            </w:r>
+          </w:p>
+        </w:tc>
+      </w:tr>
+      <w:tr>
+        <w:tc>
+          <w:tcPr>
+            <w:tcW w:type="dxa" w:w="4536"/>
+          </w:tcPr>
+          <w:p>
+            <w:pPr>
+              <w:spacing w:before="40" w:after="40" w:line="264" w:lineRule="auto"/>
+            </w:pPr>
+            <w:r>
+              <w:rPr>
+                <w:rFonts w:ascii="Georgia" w:hAnsi="Georgia"/>
+                <w:b w:val="0"/>
+                <w:color w:val="5C6684"/>
+                <w:sz w:val="19"/>
+              </w:rPr>
+              <w:t>Cédula</w:t>
+            </w:r>
+          </w:p>
+        </w:tc>
+        <w:tc>
+          <w:tcPr>
+            <w:tcW w:type="dxa" w:w="4536"/>
+          </w:tcPr>
+          <w:p>
+            <w:pPr>
+              <w:spacing w:before="40" w:after="40" w:line="264" w:lineRule="auto"/>
+            </w:pPr>
+            <w:r>
+              <w:rPr>
+                <w:rFonts w:ascii="Georgia" w:hAnsi="Georgia"/>
+                <w:b w:val="0"/>
+                <w:color w:val="2F2E47"/>
+                <w:sz w:val="19"/>
+              </w:rPr>
+              <w:t>______________</w:t>
+            </w:r>
+          </w:p>
+        </w:tc>
+      </w:tr>
+      <w:tr>
+        <w:tc>
+          <w:tcPr>
+            <w:tcW w:type="dxa" w:w="4536"/>
+          </w:tcPr>
+          <w:p>
+            <w:pPr>
+              <w:spacing w:before="40" w:after="40" w:line="264" w:lineRule="auto"/>
+            </w:pPr>
+            <w:r>
+              <w:rPr>
+                <w:rFonts w:ascii="Georgia" w:hAnsi="Georgia"/>
+                <w:b w:val="0"/>
+                <w:color w:val="5C6684"/>
+                <w:sz w:val="19"/>
+              </w:rPr>
+              <w:t>Actividad económica inscrita</w:t>
+            </w:r>
+          </w:p>
+        </w:tc>
+        <w:tc>
+          <w:tcPr>
+            <w:tcW w:type="dxa" w:w="4536"/>
+          </w:tcPr>
+          <w:p>
+            <w:pPr>
+              <w:spacing w:before="40" w:after="40" w:line="264" w:lineRule="auto"/>
+            </w:pPr>
+          </w:p>
+        </w:tc>
+      </w:tr>
+      <w:tr>
+        <w:tc>
+          <w:tcPr>
+            <w:tcW w:type="dxa" w:w="4536"/>
+          </w:tcPr>
+          <w:p>
+            <w:pPr>
+              <w:spacing w:before="40" w:after="40" w:line="264" w:lineRule="auto"/>
+            </w:pPr>
+            <w:r>
+              <w:rPr>
+                <w:rFonts w:ascii="Georgia" w:hAnsi="Georgia"/>
+                <w:b w:val="0"/>
+                <w:color w:val="5C6684"/>
+                <w:sz w:val="19"/>
+              </w:rPr>
+              <w:t>Régimen</w:t>
+            </w:r>
+          </w:p>
+        </w:tc>
+        <w:tc>
+          <w:tcPr>
+            <w:tcW w:type="dxa" w:w="4536"/>
+          </w:tcPr>
+          <w:p>
+            <w:pPr>
+              <w:spacing w:before="40" w:after="40" w:line="264" w:lineRule="auto"/>
+            </w:pPr>
+          </w:p>
+        </w:tc>
+      </w:tr>
+      <w:tr>
+        <w:tc>
+          <w:tcPr>
+            <w:tcW w:type="dxa" w:w="4536"/>
+          </w:tcPr>
+          <w:p>
+            <w:pPr>
+              <w:spacing w:before="40" w:after="40" w:line="264" w:lineRule="auto"/>
+            </w:pPr>
+            <w:r>
+              <w:rPr>
+                <w:rFonts w:ascii="Georgia" w:hAnsi="Georgia"/>
+                <w:b w:val="0"/>
+                <w:color w:val="5C6684"/>
+                <w:sz w:val="19"/>
+              </w:rPr>
+              <w:t>Fecha de la constancia</w:t>
+            </w:r>
+          </w:p>
+        </w:tc>
+        <w:tc>
+          <w:tcPr>
+            <w:tcW w:type="dxa" w:w="4536"/>
+          </w:tcPr>
+          <w:p>
+            <w:pPr>
+              <w:spacing w:before="40" w:after="40" w:line="264" w:lineRule="auto"/>
+            </w:pPr>
+          </w:p>
+        </w:tc>
+      </w:tr>
+    </w:tbl>
+    <w:p/>
     <w:sectPr>
       <w:headerReference w:type="default" r:id="rId9"/>
       <w:footerReference w:type="default" r:id="rId10"/>

--- a/casos/laboral-kcarmona/escritos/2026-10-27_Propuesta_Contrato_Marco_Herramientas_Digitales_AAlcazar.docx
+++ b/casos/laboral-kcarmona/escritos/2026-10-27_Propuesta_Contrato_Marco_Herramientas_Digitales_AAlcazar.docx
@@ -168,7 +168,7 @@
           <w:color w:val="2F2E47"/>
           <w:sz w:val="21"/>
         </w:rPr>
-        <w:t>Los equipos, programas y demás herramientas de trabajo son de la Proveedora, y los productos le pertenecen como autora y titular, salvo los derechos que conceda a la Adquirente conforme a la cláusula sétima.</w:t>
+        <w:t>La Proveedora trabaja con equipos propios o legítimamente a su disposición. Los programas, complementos y materiales de terceros que utilice siguen sujetos a los derechos de sus titulares. La Proveedora es titular de sus creaciones originales, y la Adquirente recibe solo los derechos que se conceden conforme a la cláusula sétima.</w:t>
       </w:r>
     </w:p>
     <w:p>
@@ -494,7 +494,21 @@
           <w:color w:val="2F2E47"/>
           <w:sz w:val="21"/>
         </w:rPr>
-        <w:t>El precio es el fijado en cada orden. La Proveedora emite el comprobante electrónico correspondiente. La Adquirente paga a sus proveedores los miércoles o jueves, y cada pago se hace en el primero de esos días posterior a la aceptación del producto y a la recepción del comprobante.</w:t>
+        <w:t>El precio es el fijado en cada orden y es exigible cuando el producto está aceptado y la Adquirente ha recibido el comprobante electrónico correspondiente. La Adquirente paga en sus días de pago a proveedores, miércoles o jueves, a más tardar el jueves inmediato siguiente a la fecha en que se cumplan ambas condiciones. Si ese día es feriado, el pago se hace el día hábil siguiente.</w:t>
+      </w:r>
+    </w:p>
+    <w:p>
+      <w:pPr>
+        <w:spacing w:before="0" w:after="120" w:line="300" w:lineRule="auto"/>
+      </w:pPr>
+      <w:r>
+        <w:rPr>
+          <w:rFonts w:ascii="Georgia" w:hAnsi="Georgia"/>
+          <w:b w:val="0"/>
+          <w:color w:val="2F2E47"/>
+          <w:sz w:val="21"/>
+        </w:rPr>
+        <w:t>Si el comprobante contiene un error, la Adquirente lo comunica dentro de los dos días hábiles siguientes a su recepción, y el plazo de pago corre desde que recibe el comprobante corregido.</w:t>
       </w:r>
     </w:p>
     <w:p>
@@ -567,7 +581,21 @@
           <w:color w:val="2F2E47"/>
           <w:sz w:val="21"/>
         </w:rPr>
-        <w:t>La orden puede ampliar, limitar o precisar los derechos concedidos.</w:t>
+        <w:t>La licencia comprende el producto final entregado. Incluye el archivo editable, con sus fórmulas y automatizaciones. La orden puede ampliar, limitar o precisar los derechos concedidos.</w:t>
+      </w:r>
+    </w:p>
+    <w:p>
+      <w:pPr>
+        <w:spacing w:before="0" w:after="120" w:line="300" w:lineRule="auto"/>
+      </w:pPr>
+      <w:r>
+        <w:rPr>
+          <w:rFonts w:ascii="Georgia" w:hAnsi="Georgia"/>
+          <w:b w:val="0"/>
+          <w:color w:val="2F2E47"/>
+          <w:sz w:val="21"/>
+        </w:rPr>
+        <w:t>La licencia no exclusiva no autoriza a la Proveedora a divulgar, reutilizar ni incluir en productos para terceros información confidencial, datos personales, configuraciones internas ni materiales de la Adquirente.</w:t>
       </w:r>
     </w:p>
     <w:p>

--- a/casos/laboral-kcarmona/escritos/2026-10-27_Propuesta_Contrato_Marco_Herramientas_Digitales_AAlcazar.docx
+++ b/casos/laboral-kcarmona/escritos/2026-10-27_Propuesta_Contrato_Marco_Herramientas_Digitales_AAlcazar.docx
@@ -797,6 +797,7 @@
     </w:p>
     <w:p>
       <w:pPr>
+        <w:keepNext/>
         <w:spacing w:before="0" w:after="120" w:line="300" w:lineRule="auto"/>
       </w:pPr>
       <w:r>
@@ -828,6 +829,7 @@
     </w:p>
     <w:p>
       <w:pPr>
+        <w:keepNext/>
         <w:spacing w:before="0" w:after="120" w:line="300" w:lineRule="auto"/>
       </w:pPr>
       <w:r>
@@ -842,6 +844,7 @@
     </w:p>
     <w:p>
       <w:pPr>
+        <w:keepNext/>
         <w:spacing w:before="0" w:after="120" w:line="300" w:lineRule="auto"/>
       </w:pPr>
       <w:r>
@@ -854,7 +857,11 @@
         <w:t>Firmamos en dos tantos de igual valor, en San José, el ____ de ______________ de 2026.</w:t>
       </w:r>
     </w:p>
-    <w:p/>
+    <w:p>
+      <w:pPr>
+        <w:keepNext/>
+      </w:pPr>
+    </w:p>
     <w:tbl>
       <w:tblPr>
         <w:tblW w:type="auto" w:w="0"/>

--- a/casos/laboral-kcarmona/escritos/2026-10-27_Propuesta_Contrato_Marco_Herramientas_Digitales_AAlcazar.docx
+++ b/casos/laboral-kcarmona/escritos/2026-10-27_Propuesta_Contrato_Marco_Herramientas_Digitales_AAlcazar.docx
@@ -154,7 +154,7 @@
           <w:color w:val="2F2E47"/>
           <w:sz w:val="21"/>
         </w:rPr>
-        <w:t>Las operaciones de este contrato son distintas de las funciones del puesto. La Proveedora las ejecuta fuera de su jornada laboral y con autonomía para decidir cómo crear los productos y organizar su trabajo. La Adquirente define los requisitos del producto, pero no dirige su ejecución.</w:t>
+        <w:t>Este contrato regula solo operaciones cuyo objeto y ejecución son distintos de las funciones del puesto. La Proveedora las ejecuta fuera de su jornada laboral y con autonomía para decidir cómo crear los productos y organizar su trabajo. La Adquirente define los requisitos del producto, pero no dirige su ejecución.</w:t>
       </w:r>
     </w:p>
     <w:p>
@@ -331,7 +331,7 @@
           <w:color w:val="2F2E47"/>
           <w:sz w:val="21"/>
         </w:rPr>
-        <w:t>la documentación y el soporte posterior a la entrega, si se pactan.</w:t>
+        <w:t>los requisitos técnicos, la compatibilidad, los programas o complementos de los que depende, y la documentación y el soporte posterior a la entrega, si se pactan.</w:t>
       </w:r>
     </w:p>
     <w:p>
@@ -421,7 +421,7 @@
           <w:color w:val="2F2E47"/>
           <w:sz w:val="21"/>
         </w:rPr>
-        <w:t>La entrega se hace en el correo o la carpeta digital que designe la orden, y es completa cuando comprende el archivo editable, con sus fórmulas y automatizaciones accesibles, y una guía breve de uso. El plazo de revisión corre desde que el producto completo queda disponible en ese canal, con constancia del envío. Si un archivo no se puede abrir o está incompleto, la Adquirente lo comunica dentro de los dos días hábiles siguientes, y el plazo corre desde el nuevo envío.</w:t>
+        <w:t>La entrega se hace en el correo o la carpeta digital que designe la orden, y es completa cuando comprende el archivo editable, con sus fórmulas y automatizaciones accesibles, y una guía breve de uso, accesibles y en condiciones de abrirse. El plazo de revisión corre desde que el producto completo queda disponible en ese canal, con constancia del envío. Si un archivo no se puede abrir o falta, la Adquirente lo comunica dentro de los dos días hábiles siguientes a la puesta a disposición, y el plazo corre desde que la entrega se completa.</w:t>
       </w:r>
     </w:p>
     <w:p>
@@ -463,7 +463,7 @@
           <w:color w:val="2F2E47"/>
           <w:sz w:val="21"/>
         </w:rPr>
-        <w:t>La aceptación no libera a la Proveedora de su responsabilidad por defectos ocultos ni por infracciones a derechos de terceros.</w:t>
+        <w:t>La aceptación no libera a la Proveedora de su responsabilidad por defectos ocultos, por infracciones a derechos de terceros ni por otros incumplimientos que no pudieron advertirse razonablemente durante la revisión.</w:t>
       </w:r>
     </w:p>
     <w:p>
@@ -494,7 +494,7 @@
           <w:color w:val="2F2E47"/>
           <w:sz w:val="21"/>
         </w:rPr>
-        <w:t>El precio es el fijado en cada orden y es exigible cuando el producto está aceptado y la Adquirente ha recibido el comprobante electrónico correspondiente. La Adquirente paga en sus días de pago a proveedores, miércoles o jueves, a más tardar el jueves inmediato siguiente a la fecha en que se cumplan ambas condiciones. Si ese día es feriado, el pago se hace el día hábil siguiente.</w:t>
+        <w:t>El precio es el fijado en cada orden. La Proveedora emite el comprobante electrónico en el momento que establezca la normativa tributaria. El precio es exigible cuando el producto está aceptado y la Adquirente ha recibido ese comprobante. La Adquirente paga en sus días de pago a proveedores, miércoles o jueves, a más tardar el jueves inmediato siguiente a la fecha en que se cumple la última de esas dos condiciones. Si ese día es feriado, el pago se hace el día hábil siguiente.</w:t>
       </w:r>
     </w:p>
     <w:p>
@@ -609,7 +609,7 @@
           <w:color w:val="2F2E47"/>
           <w:sz w:val="21"/>
         </w:rPr>
-        <w:t>La Proveedora concede solo los derechos de los que es titular. Garantiza que los materiales de terceros incorporados, incluidos código, complementos y automatizaciones de terceros, cuentan con licencia o son de uso libre, y que cuenta con las autorizaciones y, cuando corresponda, con la cesión o licencia de los aportes creativos de quienes colaboraron en el producto. Al entregar, informa el origen de esos materiales y cualquier restricción de uso.</w:t>
+        <w:t>La Proveedora concede solo los derechos de los que es titular. La exclusividad no alcanza los materiales de terceros, que se usan en los términos de sus licencias. Garantiza que los materiales de terceros incorporados, incluidos código, complementos y automatizaciones de terceros, cuentan con licencia o son de uso libre, y que cuenta con las autorizaciones y, cuando corresponda, con la cesión o licencia de los aportes creativos de quienes colaboraron en el producto. Al entregar, informa el origen de esos materiales y cualquier restricción de uso.</w:t>
       </w:r>
     </w:p>
     <w:p>
@@ -668,6 +668,20 @@
           <w:color w:val="2F2E47"/>
           <w:sz w:val="21"/>
         </w:rPr>
+        <w:t>Ningún producto se elabora con expedientes clínicos, datos que identifiquen a pacientes, credenciales institucionales ni información sensible. La información confidencial que se entregue para una orden se guarda solo en los medios que la orden autorice, con acceso limitado, y se devuelve o se elimina al concluir la operación, salvo que la ley obligue a conservarla. Cualquier pérdida o divulgación no autorizada se comunica de inmediato a la Adquirente.</w:t>
+      </w:r>
+    </w:p>
+    <w:p>
+      <w:pPr>
+        <w:spacing w:before="0" w:after="120" w:line="300" w:lineRule="auto"/>
+      </w:pPr>
+      <w:r>
+        <w:rPr>
+          <w:rFonts w:ascii="Georgia" w:hAnsi="Georgia"/>
+          <w:b w:val="0"/>
+          <w:color w:val="2F2E47"/>
+          <w:sz w:val="21"/>
+        </w:rPr>
         <w:t>Esta obligación no impide las comunicaciones autorizadas por la ley ni la atención de requerimientos de autoridad competente.</w:t>
       </w:r>
     </w:p>
@@ -699,7 +713,7 @@
           <w:color w:val="2F2E47"/>
           <w:sz w:val="21"/>
         </w:rPr>
-        <w:t>La parte que advierta un incumplimiento lo comunica por escrito, con los hechos y la obligación afectada, y concede un plazo razonable para corregirlo. Si el incumplimiento persiste, puede resolver la orden afectada y reclamar los daños que acredite, conforme a la ley.</w:t>
+        <w:t>La parte que advierta un incumplimiento lo comunica por escrito, con los hechos y la obligación afectada, y concede un plazo razonable para corregirlo. Si el incumplimiento persiste, o si por su naturaleza no admite corrección, puede resolver la orden afectada y reclamar los daños que acredite, conforme a la ley.</w:t>
       </w:r>
     </w:p>
     <w:p>
@@ -1209,7 +1223,7 @@
                 <w:color w:val="5C6684"/>
                 <w:sz w:val="19"/>
               </w:rPr>
-              <w:t>Documentación y soporte</w:t>
+              <w:t>Requisitos técnicos, dependencias, documentación y soporte</w:t>
             </w:r>
           </w:p>
         </w:tc>

--- a/casos/laboral-kcarmona/escritos/2026-10-27_Propuesta_Contrato_Marco_Herramientas_Digitales_AAlcazar.docx
+++ b/casos/laboral-kcarmona/escritos/2026-10-27_Propuesta_Contrato_Marco_Herramientas_Digitales_AAlcazar.docx
@@ -713,7 +713,21 @@
           <w:color w:val="2F2E47"/>
           <w:sz w:val="21"/>
         </w:rPr>
-        <w:t>La parte que advierta un incumplimiento lo comunica por escrito, con los hechos y la obligación afectada, y concede un plazo razonable para corregirlo. Si el incumplimiento persiste, o si por su naturaleza no admite corrección, puede resolver la orden afectada y reclamar los daños que acredite, conforme a la ley.</w:t>
+        <w:t>La parte que advierta un incumplimiento lo comunica por escrito, con los hechos y la obligación afectada, y concede un plazo razonable para corregirlo. Si el incumplimiento persiste, puede resolver la orden afectada y reclamar los daños que acredite, conforme a la ley.</w:t>
+      </w:r>
+    </w:p>
+    <w:p>
+      <w:pPr>
+        <w:spacing w:before="0" w:after="120" w:line="300" w:lineRule="auto"/>
+      </w:pPr>
+      <w:r>
+        <w:rPr>
+          <w:rFonts w:ascii="Georgia" w:hAnsi="Georgia"/>
+          <w:b w:val="0"/>
+          <w:color w:val="2F2E47"/>
+          <w:sz w:val="21"/>
+        </w:rPr>
+        <w:t>Cuando el incumplimiento es grave o esencial, o su corrección es imposible o inútil, la parte afectada puede resolver la orden sin conceder ese plazo.</w:t>
       </w:r>
     </w:p>
     <w:p>

--- a/casos/laboral-kcarmona/escritos/2026-10-27_Propuesta_Contrato_Marco_Herramientas_Digitales_AAlcazar.docx
+++ b/casos/laboral-kcarmona/escritos/2026-10-27_Propuesta_Contrato_Marco_Herramientas_Digitales_AAlcazar.docx
@@ -28,7 +28,7 @@
           <w:color w:val="5C6684"/>
           <w:sz w:val="20"/>
         </w:rPr>
-        <w:t>Propuesta para revisión, entregada el 27 de octubre de 2026. No se solicita su firma en esta fecha.</w:t>
+        <w:t>Propuesta entregada el ____ de ______________ de 2026. La Proveedora puede revisarla y consultarla con quien desee antes de firmar. La propuesta se mantiene vigente durante quince días hábiles desde su entrega.</w:t>
       </w:r>
     </w:p>
     <w:p>
@@ -345,7 +345,21 @@
           <w:color w:val="2F2E47"/>
           <w:sz w:val="21"/>
         </w:rPr>
-        <w:t>No existe un número mínimo de órdenes ni un pago periódico garantizado.</w:t>
+        <w:t>Una orden puede comprender uno o varios productos. El precio de cada producto es el del anexo 3, salvo que la orden fije otro de común acuerdo.</w:t>
+      </w:r>
+    </w:p>
+    <w:p>
+      <w:pPr>
+        <w:spacing w:before="0" w:after="120" w:line="300" w:lineRule="auto"/>
+      </w:pPr>
+      <w:r>
+        <w:rPr>
+          <w:rFonts w:ascii="Georgia" w:hAnsi="Georgia"/>
+          <w:b w:val="0"/>
+          <w:color w:val="2F2E47"/>
+          <w:sz w:val="21"/>
+        </w:rPr>
+        <w:t>No existe un número mínimo de órdenes ni un pago periódico garantizado. El máximo mensual del anexo 3 es una previsión de compra, no un compromiso.</w:t>
       </w:r>
     </w:p>
     <w:p>
@@ -376,7 +390,7 @@
           <w:color w:val="2F2E47"/>
           <w:sz w:val="21"/>
         </w:rPr>
-        <w:t>Si un producto requiere usar equipos, sistemas o licencias de la Adquirente, la autorización consta por escrito en la orden, con los recursos y el periodo de uso, fuera de la jornada laboral de la Proveedora.</w:t>
+        <w:t>Si un producto requiere usar equipos, sistemas, programas o licencias de la Adquirente, la autorización consta por escrito en la orden, con los recursos y el periodo de uso, fuera de la jornada laboral de la Proveedora.</w:t>
       </w:r>
     </w:p>
     <w:p>
@@ -522,7 +536,7 @@
           <w:color w:val="2F2E47"/>
           <w:sz w:val="21"/>
         </w:rPr>
-        <w:t>Cada parte cumple las obligaciones tributarias y de seguridad social que le correspondan por ley.</w:t>
+        <w:t>La Proveedora puede emitir un solo comprobante por orden, aunque la orden comprenda varios productos. Cada parte cumple las obligaciones tributarias y de seguridad social que le correspondan por ley.</w:t>
       </w:r>
     </w:p>
     <w:p>
@@ -623,7 +637,7 @@
           <w:color w:val="2F2E47"/>
           <w:sz w:val="21"/>
         </w:rPr>
-        <w:t>La entrega del archivo no transmite derechos distintos de los pactados. La Proveedora conserva los derechos morales que la ley le reconoce como autora.</w:t>
+        <w:t>La entrega del archivo no transmite derechos distintos de los pactados. La Proveedora conserva los derechos morales que la ley le reconoce como autora. Puede identificar su autoría en la documentación de cada herramienta.</w:t>
       </w:r>
     </w:p>
     <w:p>
@@ -772,7 +786,35 @@
           <w:color w:val="2F2E47"/>
           <w:sz w:val="21"/>
         </w:rPr>
-        <w:t>Este contrato rige por un año desde su firma y se renueva automáticamente por periodos iguales, salvo que una de las partes comunique por escrito lo contrario con quince días naturales de anticipación. Las órdenes aceptadas antes del aviso se cumplen en sus términos.</w:t>
+        <w:t>Este contrato rige por un año desde su firma y se renueva automáticamente por periodos iguales, salvo que una de las partes comunique por escrito lo contrario con quince días naturales de anticipación.</w:t>
+      </w:r>
+    </w:p>
+    <w:p>
+      <w:pPr>
+        <w:spacing w:before="0" w:after="120" w:line="300" w:lineRule="auto"/>
+      </w:pPr>
+      <w:r>
+        <w:rPr>
+          <w:rFonts w:ascii="Georgia" w:hAnsi="Georgia"/>
+          <w:b w:val="0"/>
+          <w:color w:val="2F2E47"/>
+          <w:sz w:val="21"/>
+        </w:rPr>
+        <w:t>Cualquiera de las partes puede darlo por terminado en cualquier momento, con aviso escrito de quince días naturales, sin penalidad ni indemnización. Las órdenes aceptadas antes del aviso se cumplen en sus términos.</w:t>
+      </w:r>
+    </w:p>
+    <w:p>
+      <w:pPr>
+        <w:spacing w:before="0" w:after="120" w:line="300" w:lineRule="auto"/>
+      </w:pPr>
+      <w:r>
+        <w:rPr>
+          <w:rFonts w:ascii="Georgia" w:hAnsi="Georgia"/>
+          <w:b w:val="0"/>
+          <w:color w:val="2F2E47"/>
+          <w:sz w:val="21"/>
+        </w:rPr>
+        <w:t>La terminación de la relación laboral, por cualquier causa, no termina este contrato, y la terminación de este contrato no afecta la relación laboral.</w:t>
       </w:r>
     </w:p>
     <w:p>
@@ -1710,6 +1752,178 @@
       </w:tr>
     </w:tbl>
     <w:p/>
+    <w:p>
+      <w:pPr>
+        <w:keepNext/>
+        <w:spacing w:before="280" w:after="120" w:line="300" w:lineRule="auto"/>
+        <w:pageBreakBefore/>
+        <w:pBdr>
+          <w:bottom w:val="single" w:sz="6" w:space="4" w:color="D1D0CB"/>
+        </w:pBdr>
+      </w:pPr>
+      <w:r>
+        <w:rPr>
+          <w:rFonts w:ascii="Safira March" w:hAnsi="Safira March"/>
+          <w:color w:val="131237"/>
+          <w:sz w:val="28"/>
+        </w:rPr>
+        <w:t>Anexo 3. Tarifas</w:t>
+      </w:r>
+    </w:p>
+    <w:tbl>
+      <w:tblPr>
+        <w:tblW w:type="auto" w:w="0"/>
+        <w:jc w:val="center"/>
+        <w:tblLook w:firstColumn="1" w:firstRow="1" w:lastColumn="0" w:lastRow="0" w:noHBand="0" w:noVBand="1" w:val="04A0"/>
+        <w:tblBorders>
+          <w:top w:val="nil"/>
+          <w:left w:val="nil"/>
+          <w:bottom w:val="nil"/>
+          <w:right w:val="nil"/>
+          <w:insideH w:val="nil"/>
+          <w:insideV w:val="nil"/>
+        </w:tblBorders>
+      </w:tblPr>
+      <w:tblGrid>
+        <w:gridCol w:w="4536"/>
+        <w:gridCol w:w="4536"/>
+      </w:tblGrid>
+      <w:tr>
+        <w:tc>
+          <w:tcPr>
+            <w:tcW w:type="dxa" w:w="4536"/>
+          </w:tcPr>
+          <w:p>
+            <w:pPr>
+              <w:spacing w:before="40" w:after="40" w:line="264" w:lineRule="auto"/>
+            </w:pPr>
+            <w:r>
+              <w:rPr>
+                <w:rFonts w:ascii="Georgia" w:hAnsi="Georgia"/>
+                <w:b w:val="0"/>
+                <w:color w:val="5C6684"/>
+                <w:sz w:val="19"/>
+              </w:rPr>
+              <w:t>Producto</w:t>
+            </w:r>
+          </w:p>
+        </w:tc>
+        <w:tc>
+          <w:tcPr>
+            <w:tcW w:type="dxa" w:w="4536"/>
+          </w:tcPr>
+          <w:p>
+            <w:pPr>
+              <w:spacing w:before="40" w:after="40" w:line="264" w:lineRule="auto"/>
+            </w:pPr>
+            <w:r>
+              <w:rPr>
+                <w:rFonts w:ascii="Georgia" w:hAnsi="Georgia"/>
+                <w:b w:val="0"/>
+                <w:color w:val="2F2E47"/>
+                <w:sz w:val="19"/>
+              </w:rPr>
+              <w:t>Herramienta digital, según la orden</w:t>
+            </w:r>
+          </w:p>
+        </w:tc>
+      </w:tr>
+      <w:tr>
+        <w:tc>
+          <w:tcPr>
+            <w:tcW w:type="dxa" w:w="4536"/>
+          </w:tcPr>
+          <w:p>
+            <w:pPr>
+              <w:spacing w:before="40" w:after="40" w:line="264" w:lineRule="auto"/>
+            </w:pPr>
+            <w:r>
+              <w:rPr>
+                <w:rFonts w:ascii="Georgia" w:hAnsi="Georgia"/>
+                <w:b w:val="0"/>
+                <w:color w:val="5C6684"/>
+                <w:sz w:val="19"/>
+              </w:rPr>
+              <w:t>Precio por producto</w:t>
+            </w:r>
+          </w:p>
+        </w:tc>
+        <w:tc>
+          <w:tcPr>
+            <w:tcW w:type="dxa" w:w="4536"/>
+          </w:tcPr>
+          <w:p>
+            <w:pPr>
+              <w:spacing w:before="40" w:after="40" w:line="264" w:lineRule="auto"/>
+            </w:pPr>
+            <w:r>
+              <w:rPr>
+                <w:rFonts w:ascii="Georgia" w:hAnsi="Georgia"/>
+                <w:b w:val="0"/>
+                <w:color w:val="2F2E47"/>
+                <w:sz w:val="19"/>
+              </w:rPr>
+              <w:t>₡ ______ (más IVA, si corresponde)</w:t>
+            </w:r>
+          </w:p>
+        </w:tc>
+      </w:tr>
+      <w:tr>
+        <w:tc>
+          <w:tcPr>
+            <w:tcW w:type="dxa" w:w="4536"/>
+          </w:tcPr>
+          <w:p>
+            <w:pPr>
+              <w:spacing w:before="40" w:after="40" w:line="264" w:lineRule="auto"/>
+            </w:pPr>
+            <w:r>
+              <w:rPr>
+                <w:rFonts w:ascii="Georgia" w:hAnsi="Georgia"/>
+                <w:b w:val="0"/>
+                <w:color w:val="5C6684"/>
+                <w:sz w:val="19"/>
+              </w:rPr>
+              <w:t>Máximo de productos por mes</w:t>
+            </w:r>
+          </w:p>
+        </w:tc>
+        <w:tc>
+          <w:tcPr>
+            <w:tcW w:type="dxa" w:w="4536"/>
+          </w:tcPr>
+          <w:p>
+            <w:pPr>
+              <w:spacing w:before="40" w:after="40" w:line="264" w:lineRule="auto"/>
+            </w:pPr>
+            <w:r>
+              <w:rPr>
+                <w:rFonts w:ascii="Georgia" w:hAnsi="Georgia"/>
+                <w:b w:val="0"/>
+                <w:color w:val="2F2E47"/>
+                <w:sz w:val="19"/>
+              </w:rPr>
+              <w:t>______</w:t>
+            </w:r>
+          </w:p>
+        </w:tc>
+      </w:tr>
+    </w:tbl>
+    <w:p/>
+    <w:p>
+      <w:pPr>
+        <w:spacing w:before="0" w:after="120" w:line="300" w:lineRule="auto"/>
+      </w:pPr>
+      <w:r>
+        <w:rPr>
+          <w:rFonts w:ascii="Georgia" w:hAnsi="Georgia"/>
+          <w:b w:val="0"/>
+          <w:color w:val="2F2E47"/>
+          <w:sz w:val="21"/>
+        </w:rPr>
+        <w:t>Las tarifas rigen durante el primer año de vigencia del contrato. Cualquier cambio se acuerda por escrito. El máximo mensual es una previsión de compra de la Adquirente: no obliga a ninguna de las partes a ofrecer, elaborar ni adquirir un número determinado de productos.</w:t>
+      </w:r>
+    </w:p>
     <w:sectPr>
       <w:headerReference w:type="default" r:id="rId9"/>
       <w:footerReference w:type="default" r:id="rId10"/>
